--- a/작업일지/20주차.docx
+++ b/작업일지/20주차.docx
@@ -95,9 +95,6 @@
           <w:p>
             <w:pPr>
               <w:jc w:val="center"/>
-              <w:rPr>
-                <w:rFonts w:hint="eastAsia"/>
-              </w:rPr>
             </w:pPr>
             <w:r>
               <w:rPr>
@@ -136,9 +133,6 @@
           <w:p>
             <w:pPr>
               <w:jc w:val="center"/>
-              <w:rPr>
-                <w:rFonts w:hint="eastAsia"/>
-              </w:rPr>
             </w:pPr>
             <w:r>
               <w:rPr>
@@ -192,7 +186,13 @@
               <w:rPr>
                 <w:rFonts w:hint="eastAsia"/>
               </w:rPr>
-              <w:t>31</w:t>
+              <w:t>3</w:t>
+            </w:r>
+            <w:r>
+              <w:rPr>
+                <w:rFonts w:hint="eastAsia"/>
+              </w:rPr>
+              <w:t>0</w:t>
             </w:r>
           </w:p>
         </w:tc>
@@ -219,7 +219,6 @@
                 <w:bCs/>
               </w:rPr>
             </w:pPr>
-            <w:proofErr w:type="spellStart"/>
             <w:r>
               <w:rPr>
                 <w:rFonts w:hint="eastAsia"/>
@@ -228,7 +227,6 @@
               </w:rPr>
               <w:t>팀명</w:t>
             </w:r>
-            <w:proofErr w:type="spellEnd"/>
           </w:p>
         </w:tc>
         <w:tc>
@@ -473,11 +471,6 @@
             <w:tcW w:w="9214" w:type="dxa"/>
           </w:tcPr>
           <w:p>
-            <w:pPr>
-              <w:rPr>
-                <w:rFonts w:hint="eastAsia"/>
-              </w:rPr>
-            </w:pPr>
             <w:r>
               <w:rPr>
                 <w:rFonts w:hint="eastAsia"/>
@@ -513,7 +506,27 @@
           <w:tcPr>
             <w:tcW w:w="9214" w:type="dxa"/>
           </w:tcPr>
-          <w:p/>
+          <w:p>
+            <w:r>
+              <w:rPr>
+                <w:rFonts w:hint="eastAsia"/>
+              </w:rPr>
+              <w:t>-종합설계기획 발표 준비</w:t>
+            </w:r>
+          </w:p>
+          <w:p>
+            <w:pPr>
+              <w:rPr>
+                <w:rFonts w:hint="eastAsia"/>
+              </w:rPr>
+            </w:pPr>
+            <w:r>
+              <w:rPr>
+                <w:rFonts w:hint="eastAsia"/>
+              </w:rPr>
+              <w:t>-깃허브 정리</w:t>
+            </w:r>
+          </w:p>
         </w:tc>
       </w:tr>
       <w:tr>
@@ -609,11 +622,6 @@
           </w:p>
           <w:p/>
           <w:p>
-            <w:pPr>
-              <w:rPr>
-                <w:rFonts w:hint="eastAsia"/>
-              </w:rPr>
-            </w:pPr>
             <w:r>
               <w:rPr>
                 <w:rFonts w:hint="eastAsia"/>
@@ -649,7 +657,19 @@
           <w:tcPr>
             <w:tcW w:w="9214" w:type="dxa"/>
           </w:tcPr>
-          <w:p/>
+          <w:p>
+            <w:pPr>
+              <w:rPr>
+                <w:rFonts w:hint="eastAsia"/>
+              </w:rPr>
+            </w:pPr>
+            <w:r>
+              <w:rPr>
+                <w:rFonts w:hint="eastAsia"/>
+              </w:rPr>
+              <w:t>-이번주는 종합설계기획 발표와 약속이 있어 한 게 없다.</w:t>
+            </w:r>
+          </w:p>
         </w:tc>
       </w:tr>
       <w:tr>
@@ -753,6 +773,232 @@
 <file path=word/numbering.xml><?xml version="1.0" encoding="utf-8"?>
 <w:numbering xmlns:wpc="http://schemas.microsoft.com/office/word/2010/wordprocessingCanvas" xmlns:cx="http://schemas.microsoft.com/office/drawing/2014/chartex" xmlns:cx1="http://schemas.microsoft.com/office/drawing/2015/9/8/chartex" xmlns:cx2="http://schemas.microsoft.com/office/drawing/2015/10/21/chartex" xmlns:cx3="http://schemas.microsoft.com/office/drawing/2016/5/9/chartex" xmlns:cx4="http://schemas.microsoft.com/office/drawing/2016/5/10/chartex" xmlns:cx5="http://schemas.microsoft.com/office/drawing/2016/5/11/chartex" xmlns:cx6="http://schemas.microsoft.com/office/drawing/2016/5/12/chartex" xmlns:cx7="http://schemas.microsoft.com/office/drawing/2016/5/13/chartex" xmlns:cx8="http://schemas.microsoft.com/office/drawing/2016/5/14/chartex" xmlns:mc="http://schemas.openxmlformats.org/markup-compatibility/2006" xmlns:aink="http://schemas.microsoft.com/office/drawing/2016/ink" xmlns:am3d="http://schemas.microsoft.com/office/drawing/2017/model3d" xmlns:o="urn:schemas-microsoft-com:office:office" xmlns:oel="http://schemas.microsoft.com/office/2019/extlst" xmlns:r="http://schemas.openxmlformats.org/officeDocument/2006/relationships" xmlns:m="http://schemas.openxmlformats.org/officeDocument/2006/math" xmlns:v="urn:schemas-microsoft-com:vml" xmlns:wp14="http://schemas.microsoft.com/office/word/2010/wordprocessingDrawing" xmlns:wp="http://schemas.openxmlformats.org/drawingml/2006/wordprocessingDrawing" xmlns:w10="urn:schemas-microsoft-com:office:word" xmlns:w="http://schemas.openxmlformats.org/wordprocessingml/2006/main" xmlns:w14="http://schemas.microsoft.com/office/word/2010/wordml" xmlns:w15="http://schemas.microsoft.com/office/word/2012/wordml" xmlns:w16cex="http://schemas.microsoft.com/office/word/2018/wordml/cex" xmlns:w16cid="http://schemas.microsoft.com/office/word/2016/wordml/cid" xmlns:w16="http://schemas.microsoft.com/office/word/2018/wordml" xmlns:w16du="http://schemas.microsoft.com/office/word/2023/wordml/word16du" xmlns:w16sdtdh="http://schemas.microsoft.com/office/word/2020/wordml/sdtdatahash" xmlns:w16sdtfl="http://schemas.microsoft.com/office/word/2024/wordml/sdtformatlock" xmlns:w16se="http://schemas.microsoft.com/office/word/2015/wordml/symex" xmlns:wpg="http://schemas.microsoft.com/office/word/2010/wordprocessingGroup" xmlns:wpi="http://schemas.microsoft.com/office/word/2010/wordprocessingInk" xmlns:wne="http://schemas.microsoft.com/office/word/2006/wordml" xmlns:wps="http://schemas.microsoft.com/office/word/2010/wordprocessingShape" mc:Ignorable="w14 w15 w16se w16cid w16 w16cex w16sdtdh w16sdtfl w16du wp14">
   <w:abstractNum w:abstractNumId="0" w15:restartNumberingAfterBreak="0">
+    <w:nsid w:val="0B840984"/>
+    <w:multiLevelType w:val="hybridMultilevel"/>
+    <w:tmpl w:val="C0A04E8C"/>
+    <w:lvl w:ilvl="0" w:tplc="41E69064">
+      <w:start w:val="2025"/>
+      <w:numFmt w:val="bullet"/>
+      <w:lvlText w:val="-"/>
+      <w:lvlJc w:val="left"/>
+      <w:pPr>
+        <w:ind w:left="800" w:hanging="360"/>
+      </w:pPr>
+      <w:rPr>
+        <w:rFonts w:ascii="맑은 고딕" w:eastAsia="맑은 고딕" w:hAnsi="맑은 고딕" w:cstheme="minorBidi" w:hint="eastAsia"/>
+      </w:rPr>
+    </w:lvl>
+    <w:lvl w:ilvl="1" w:tplc="04090003" w:tentative="1">
+      <w:start w:val="1"/>
+      <w:numFmt w:val="bullet"/>
+      <w:lvlText w:val=""/>
+      <w:lvlJc w:val="left"/>
+      <w:pPr>
+        <w:ind w:left="1320" w:hanging="440"/>
+      </w:pPr>
+      <w:rPr>
+        <w:rFonts w:ascii="Wingdings" w:hAnsi="Wingdings" w:hint="default"/>
+      </w:rPr>
+    </w:lvl>
+    <w:lvl w:ilvl="2" w:tplc="04090005" w:tentative="1">
+      <w:start w:val="1"/>
+      <w:numFmt w:val="bullet"/>
+      <w:lvlText w:val=""/>
+      <w:lvlJc w:val="left"/>
+      <w:pPr>
+        <w:ind w:left="1760" w:hanging="440"/>
+      </w:pPr>
+      <w:rPr>
+        <w:rFonts w:ascii="Wingdings" w:hAnsi="Wingdings" w:hint="default"/>
+      </w:rPr>
+    </w:lvl>
+    <w:lvl w:ilvl="3" w:tplc="04090001" w:tentative="1">
+      <w:start w:val="1"/>
+      <w:numFmt w:val="bullet"/>
+      <w:lvlText w:val=""/>
+      <w:lvlJc w:val="left"/>
+      <w:pPr>
+        <w:ind w:left="2200" w:hanging="440"/>
+      </w:pPr>
+      <w:rPr>
+        <w:rFonts w:ascii="Wingdings" w:hAnsi="Wingdings" w:hint="default"/>
+      </w:rPr>
+    </w:lvl>
+    <w:lvl w:ilvl="4" w:tplc="04090003" w:tentative="1">
+      <w:start w:val="1"/>
+      <w:numFmt w:val="bullet"/>
+      <w:lvlText w:val=""/>
+      <w:lvlJc w:val="left"/>
+      <w:pPr>
+        <w:ind w:left="2640" w:hanging="440"/>
+      </w:pPr>
+      <w:rPr>
+        <w:rFonts w:ascii="Wingdings" w:hAnsi="Wingdings" w:hint="default"/>
+      </w:rPr>
+    </w:lvl>
+    <w:lvl w:ilvl="5" w:tplc="04090005" w:tentative="1">
+      <w:start w:val="1"/>
+      <w:numFmt w:val="bullet"/>
+      <w:lvlText w:val=""/>
+      <w:lvlJc w:val="left"/>
+      <w:pPr>
+        <w:ind w:left="3080" w:hanging="440"/>
+      </w:pPr>
+      <w:rPr>
+        <w:rFonts w:ascii="Wingdings" w:hAnsi="Wingdings" w:hint="default"/>
+      </w:rPr>
+    </w:lvl>
+    <w:lvl w:ilvl="6" w:tplc="04090001" w:tentative="1">
+      <w:start w:val="1"/>
+      <w:numFmt w:val="bullet"/>
+      <w:lvlText w:val=""/>
+      <w:lvlJc w:val="left"/>
+      <w:pPr>
+        <w:ind w:left="3520" w:hanging="440"/>
+      </w:pPr>
+      <w:rPr>
+        <w:rFonts w:ascii="Wingdings" w:hAnsi="Wingdings" w:hint="default"/>
+      </w:rPr>
+    </w:lvl>
+    <w:lvl w:ilvl="7" w:tplc="04090003" w:tentative="1">
+      <w:start w:val="1"/>
+      <w:numFmt w:val="bullet"/>
+      <w:lvlText w:val=""/>
+      <w:lvlJc w:val="left"/>
+      <w:pPr>
+        <w:ind w:left="3960" w:hanging="440"/>
+      </w:pPr>
+      <w:rPr>
+        <w:rFonts w:ascii="Wingdings" w:hAnsi="Wingdings" w:hint="default"/>
+      </w:rPr>
+    </w:lvl>
+    <w:lvl w:ilvl="8" w:tplc="04090005" w:tentative="1">
+      <w:start w:val="1"/>
+      <w:numFmt w:val="bullet"/>
+      <w:lvlText w:val=""/>
+      <w:lvlJc w:val="left"/>
+      <w:pPr>
+        <w:ind w:left="4400" w:hanging="440"/>
+      </w:pPr>
+      <w:rPr>
+        <w:rFonts w:ascii="Wingdings" w:hAnsi="Wingdings" w:hint="default"/>
+      </w:rPr>
+    </w:lvl>
+  </w:abstractNum>
+  <w:abstractNum w:abstractNumId="1" w15:restartNumberingAfterBreak="0">
+    <w:nsid w:val="12836514"/>
+    <w:multiLevelType w:val="hybridMultilevel"/>
+    <w:tmpl w:val="A498E518"/>
+    <w:lvl w:ilvl="0" w:tplc="22324CAA">
+      <w:start w:val="2025"/>
+      <w:numFmt w:val="bullet"/>
+      <w:lvlText w:val="-"/>
+      <w:lvlJc w:val="left"/>
+      <w:pPr>
+        <w:ind w:left="800" w:hanging="360"/>
+      </w:pPr>
+      <w:rPr>
+        <w:rFonts w:ascii="맑은 고딕" w:eastAsia="맑은 고딕" w:hAnsi="맑은 고딕" w:cstheme="minorBidi" w:hint="eastAsia"/>
+      </w:rPr>
+    </w:lvl>
+    <w:lvl w:ilvl="1" w:tplc="04090003" w:tentative="1">
+      <w:start w:val="1"/>
+      <w:numFmt w:val="bullet"/>
+      <w:lvlText w:val=""/>
+      <w:lvlJc w:val="left"/>
+      <w:pPr>
+        <w:ind w:left="1320" w:hanging="440"/>
+      </w:pPr>
+      <w:rPr>
+        <w:rFonts w:ascii="Wingdings" w:hAnsi="Wingdings" w:hint="default"/>
+      </w:rPr>
+    </w:lvl>
+    <w:lvl w:ilvl="2" w:tplc="04090005" w:tentative="1">
+      <w:start w:val="1"/>
+      <w:numFmt w:val="bullet"/>
+      <w:lvlText w:val=""/>
+      <w:lvlJc w:val="left"/>
+      <w:pPr>
+        <w:ind w:left="1760" w:hanging="440"/>
+      </w:pPr>
+      <w:rPr>
+        <w:rFonts w:ascii="Wingdings" w:hAnsi="Wingdings" w:hint="default"/>
+      </w:rPr>
+    </w:lvl>
+    <w:lvl w:ilvl="3" w:tplc="04090001" w:tentative="1">
+      <w:start w:val="1"/>
+      <w:numFmt w:val="bullet"/>
+      <w:lvlText w:val=""/>
+      <w:lvlJc w:val="left"/>
+      <w:pPr>
+        <w:ind w:left="2200" w:hanging="440"/>
+      </w:pPr>
+      <w:rPr>
+        <w:rFonts w:ascii="Wingdings" w:hAnsi="Wingdings" w:hint="default"/>
+      </w:rPr>
+    </w:lvl>
+    <w:lvl w:ilvl="4" w:tplc="04090003" w:tentative="1">
+      <w:start w:val="1"/>
+      <w:numFmt w:val="bullet"/>
+      <w:lvlText w:val=""/>
+      <w:lvlJc w:val="left"/>
+      <w:pPr>
+        <w:ind w:left="2640" w:hanging="440"/>
+      </w:pPr>
+      <w:rPr>
+        <w:rFonts w:ascii="Wingdings" w:hAnsi="Wingdings" w:hint="default"/>
+      </w:rPr>
+    </w:lvl>
+    <w:lvl w:ilvl="5" w:tplc="04090005" w:tentative="1">
+      <w:start w:val="1"/>
+      <w:numFmt w:val="bullet"/>
+      <w:lvlText w:val=""/>
+      <w:lvlJc w:val="left"/>
+      <w:pPr>
+        <w:ind w:left="3080" w:hanging="440"/>
+      </w:pPr>
+      <w:rPr>
+        <w:rFonts w:ascii="Wingdings" w:hAnsi="Wingdings" w:hint="default"/>
+      </w:rPr>
+    </w:lvl>
+    <w:lvl w:ilvl="6" w:tplc="04090001" w:tentative="1">
+      <w:start w:val="1"/>
+      <w:numFmt w:val="bullet"/>
+      <w:lvlText w:val=""/>
+      <w:lvlJc w:val="left"/>
+      <w:pPr>
+        <w:ind w:left="3520" w:hanging="440"/>
+      </w:pPr>
+      <w:rPr>
+        <w:rFonts w:ascii="Wingdings" w:hAnsi="Wingdings" w:hint="default"/>
+      </w:rPr>
+    </w:lvl>
+    <w:lvl w:ilvl="7" w:tplc="04090003" w:tentative="1">
+      <w:start w:val="1"/>
+      <w:numFmt w:val="bullet"/>
+      <w:lvlText w:val=""/>
+      <w:lvlJc w:val="left"/>
+      <w:pPr>
+        <w:ind w:left="3960" w:hanging="440"/>
+      </w:pPr>
+      <w:rPr>
+        <w:rFonts w:ascii="Wingdings" w:hAnsi="Wingdings" w:hint="default"/>
+      </w:rPr>
+    </w:lvl>
+    <w:lvl w:ilvl="8" w:tplc="04090005" w:tentative="1">
+      <w:start w:val="1"/>
+      <w:numFmt w:val="bullet"/>
+      <w:lvlText w:val=""/>
+      <w:lvlJc w:val="left"/>
+      <w:pPr>
+        <w:ind w:left="4400" w:hanging="440"/>
+      </w:pPr>
+      <w:rPr>
+        <w:rFonts w:ascii="Wingdings" w:hAnsi="Wingdings" w:hint="default"/>
+      </w:rPr>
+    </w:lvl>
+  </w:abstractNum>
+  <w:abstractNum w:abstractNumId="2" w15:restartNumberingAfterBreak="0">
     <w:nsid w:val="1A3D51DD"/>
     <w:multiLevelType w:val="hybridMultilevel"/>
     <w:tmpl w:val="AB6AAB92"/>
@@ -865,7 +1111,120 @@
       </w:rPr>
     </w:lvl>
   </w:abstractNum>
-  <w:abstractNum w:abstractNumId="1" w15:restartNumberingAfterBreak="0">
+  <w:abstractNum w:abstractNumId="3" w15:restartNumberingAfterBreak="0">
+    <w:nsid w:val="583A6EB2"/>
+    <w:multiLevelType w:val="hybridMultilevel"/>
+    <w:tmpl w:val="C00C243C"/>
+    <w:lvl w:ilvl="0" w:tplc="B3207ECC">
+      <w:start w:val="2025"/>
+      <w:numFmt w:val="bullet"/>
+      <w:lvlText w:val="-"/>
+      <w:lvlJc w:val="left"/>
+      <w:pPr>
+        <w:ind w:left="800" w:hanging="360"/>
+      </w:pPr>
+      <w:rPr>
+        <w:rFonts w:ascii="맑은 고딕" w:eastAsia="맑은 고딕" w:hAnsi="맑은 고딕" w:cstheme="minorBidi" w:hint="eastAsia"/>
+      </w:rPr>
+    </w:lvl>
+    <w:lvl w:ilvl="1" w:tplc="04090003" w:tentative="1">
+      <w:start w:val="1"/>
+      <w:numFmt w:val="bullet"/>
+      <w:lvlText w:val=""/>
+      <w:lvlJc w:val="left"/>
+      <w:pPr>
+        <w:ind w:left="1320" w:hanging="440"/>
+      </w:pPr>
+      <w:rPr>
+        <w:rFonts w:ascii="Wingdings" w:hAnsi="Wingdings" w:hint="default"/>
+      </w:rPr>
+    </w:lvl>
+    <w:lvl w:ilvl="2" w:tplc="04090005" w:tentative="1">
+      <w:start w:val="1"/>
+      <w:numFmt w:val="bullet"/>
+      <w:lvlText w:val=""/>
+      <w:lvlJc w:val="left"/>
+      <w:pPr>
+        <w:ind w:left="1760" w:hanging="440"/>
+      </w:pPr>
+      <w:rPr>
+        <w:rFonts w:ascii="Wingdings" w:hAnsi="Wingdings" w:hint="default"/>
+      </w:rPr>
+    </w:lvl>
+    <w:lvl w:ilvl="3" w:tplc="04090001" w:tentative="1">
+      <w:start w:val="1"/>
+      <w:numFmt w:val="bullet"/>
+      <w:lvlText w:val=""/>
+      <w:lvlJc w:val="left"/>
+      <w:pPr>
+        <w:ind w:left="2200" w:hanging="440"/>
+      </w:pPr>
+      <w:rPr>
+        <w:rFonts w:ascii="Wingdings" w:hAnsi="Wingdings" w:hint="default"/>
+      </w:rPr>
+    </w:lvl>
+    <w:lvl w:ilvl="4" w:tplc="04090003" w:tentative="1">
+      <w:start w:val="1"/>
+      <w:numFmt w:val="bullet"/>
+      <w:lvlText w:val=""/>
+      <w:lvlJc w:val="left"/>
+      <w:pPr>
+        <w:ind w:left="2640" w:hanging="440"/>
+      </w:pPr>
+      <w:rPr>
+        <w:rFonts w:ascii="Wingdings" w:hAnsi="Wingdings" w:hint="default"/>
+      </w:rPr>
+    </w:lvl>
+    <w:lvl w:ilvl="5" w:tplc="04090005" w:tentative="1">
+      <w:start w:val="1"/>
+      <w:numFmt w:val="bullet"/>
+      <w:lvlText w:val=""/>
+      <w:lvlJc w:val="left"/>
+      <w:pPr>
+        <w:ind w:left="3080" w:hanging="440"/>
+      </w:pPr>
+      <w:rPr>
+        <w:rFonts w:ascii="Wingdings" w:hAnsi="Wingdings" w:hint="default"/>
+      </w:rPr>
+    </w:lvl>
+    <w:lvl w:ilvl="6" w:tplc="04090001" w:tentative="1">
+      <w:start w:val="1"/>
+      <w:numFmt w:val="bullet"/>
+      <w:lvlText w:val=""/>
+      <w:lvlJc w:val="left"/>
+      <w:pPr>
+        <w:ind w:left="3520" w:hanging="440"/>
+      </w:pPr>
+      <w:rPr>
+        <w:rFonts w:ascii="Wingdings" w:hAnsi="Wingdings" w:hint="default"/>
+      </w:rPr>
+    </w:lvl>
+    <w:lvl w:ilvl="7" w:tplc="04090003" w:tentative="1">
+      <w:start w:val="1"/>
+      <w:numFmt w:val="bullet"/>
+      <w:lvlText w:val=""/>
+      <w:lvlJc w:val="left"/>
+      <w:pPr>
+        <w:ind w:left="3960" w:hanging="440"/>
+      </w:pPr>
+      <w:rPr>
+        <w:rFonts w:ascii="Wingdings" w:hAnsi="Wingdings" w:hint="default"/>
+      </w:rPr>
+    </w:lvl>
+    <w:lvl w:ilvl="8" w:tplc="04090005" w:tentative="1">
+      <w:start w:val="1"/>
+      <w:numFmt w:val="bullet"/>
+      <w:lvlText w:val=""/>
+      <w:lvlJc w:val="left"/>
+      <w:pPr>
+        <w:ind w:left="4400" w:hanging="440"/>
+      </w:pPr>
+      <w:rPr>
+        <w:rFonts w:ascii="Wingdings" w:hAnsi="Wingdings" w:hint="default"/>
+      </w:rPr>
+    </w:lvl>
+  </w:abstractNum>
+  <w:abstractNum w:abstractNumId="4" w15:restartNumberingAfterBreak="0">
     <w:nsid w:val="70E84559"/>
     <w:multiLevelType w:val="multilevel"/>
     <w:tmpl w:val="634AAC62"/>
@@ -979,10 +1338,19 @@
     </w:lvl>
   </w:abstractNum>
   <w:num w:numId="1" w16cid:durableId="1396316752">
+    <w:abstractNumId w:val="2"/>
+  </w:num>
+  <w:num w:numId="2" w16cid:durableId="1268151192">
+    <w:abstractNumId w:val="4"/>
+  </w:num>
+  <w:num w:numId="3" w16cid:durableId="360977045">
     <w:abstractNumId w:val="0"/>
   </w:num>
-  <w:num w:numId="2" w16cid:durableId="1268151192">
+  <w:num w:numId="4" w16cid:durableId="867137230">
     <w:abstractNumId w:val="1"/>
+  </w:num>
+  <w:num w:numId="5" w16cid:durableId="447898676">
+    <w:abstractNumId w:val="3"/>
   </w:num>
 </w:numbering>
 </file>

--- a/작업일지/20주차.docx
+++ b/작업일지/20주차.docx
@@ -515,11 +515,6 @@
             </w:r>
           </w:p>
           <w:p>
-            <w:pPr>
-              <w:rPr>
-                <w:rFonts w:hint="eastAsia"/>
-              </w:rPr>
-            </w:pPr>
             <w:r>
               <w:rPr>
                 <w:rFonts w:hint="eastAsia"/>
@@ -555,7 +550,44 @@
           <w:tcPr>
             <w:tcW w:w="9214" w:type="dxa"/>
           </w:tcPr>
-          <w:p/>
+          <w:p>
+            <w:r>
+              <w:rPr>
+                <w:rFonts w:hint="eastAsia"/>
+              </w:rPr>
+              <w:t xml:space="preserve">- 종설기 발표 준비 </w:t>
+            </w:r>
+          </w:p>
+          <w:p>
+            <w:pPr>
+              <w:rPr>
+                <w:rFonts w:hint="eastAsia"/>
+              </w:rPr>
+            </w:pPr>
+            <w:r>
+              <w:rPr>
+                <w:rFonts w:hint="eastAsia"/>
+              </w:rPr>
+              <w:t xml:space="preserve">- 언리얼 엔진에 </w:t>
+            </w:r>
+            <w:r>
+              <w:t>OpenCV</w:t>
+            </w:r>
+            <w:r>
+              <w:rPr>
+                <w:rFonts w:hint="eastAsia"/>
+              </w:rPr>
+              <w:t xml:space="preserve"> 넣고 테스트</w:t>
+            </w:r>
+          </w:p>
+          <w:p>
+            <w:r>
+              <w:rPr>
+                <w:rFonts w:hint="eastAsia"/>
+              </w:rPr>
+              <w:t>- 방 생성 오류 해결하기</w:t>
+            </w:r>
+          </w:p>
         </w:tc>
       </w:tr>
     </w:tbl>
@@ -658,11 +690,6 @@
             <w:tcW w:w="9214" w:type="dxa"/>
           </w:tcPr>
           <w:p>
-            <w:pPr>
-              <w:rPr>
-                <w:rFonts w:hint="eastAsia"/>
-              </w:rPr>
-            </w:pPr>
             <w:r>
               <w:rPr>
                 <w:rFonts w:hint="eastAsia"/>
@@ -698,7 +725,36 @@
           <w:tcPr>
             <w:tcW w:w="9214" w:type="dxa"/>
           </w:tcPr>
-          <w:p/>
+          <w:p>
+            <w:r>
+              <w:rPr>
+                <w:rFonts w:hint="eastAsia"/>
+              </w:rPr>
+              <w:t xml:space="preserve">- 방 생성 패킷이 자꾸 이상하게 와서 확인해봤더니, 서버에서 패킷을 모두 32byte로 보내서 그런 것이었다. 서버에서 코드를 고치니 방이 제대로 생성되었다. </w:t>
+            </w:r>
+          </w:p>
+          <w:p>
+            <w:pPr>
+              <w:rPr>
+                <w:rFonts w:hint="eastAsia"/>
+              </w:rPr>
+            </w:pPr>
+            <w:r>
+              <w:rPr>
+                <w:rFonts w:hint="eastAsia"/>
+              </w:rPr>
+              <w:t xml:space="preserve">- 언리얼 엔진에 </w:t>
+            </w:r>
+            <w:r>
+              <w:t>OpenCV</w:t>
+            </w:r>
+            <w:r>
+              <w:rPr>
+                <w:rFonts w:hint="eastAsia"/>
+              </w:rPr>
+              <w:t xml:space="preserve"> 플러그인을 설치하고, 실시간으로 카메라를 처리하여 렌더링하는 테스트를 했다.</w:t>
+            </w:r>
+          </w:p>
         </w:tc>
       </w:tr>
     </w:tbl>
